--- a/assets/docs/imsanghun-cover-letter-latest.docx
+++ b/assets/docs/imsanghun-cover-letter-latest.docx
@@ -4,30 +4,25 @@
   <w:body>
     <w:p>
       <w:pPr>
-        <w:spacing w:before="0" w:after="60" w:line="312" w:lineRule="auto"/>
+        <w:spacing w:before="0" w:after="40" w:line="240" w:lineRule="auto"/>
       </w:pPr>
       <w:r>
         <w:rPr>
           <w:rFonts w:ascii="Malgun Gothic" w:hAnsi="Malgun Gothic" w:eastAsia="Malgun Gothic"/>
           <w:b/>
           <w:color w:val="111111"/>
-          <w:sz w:val="34"/>
+          <w:sz w:val="31"/>
         </w:rPr>
         <w:t>자기소개서</w:t>
       </w:r>
-    </w:p>
-    <w:p>
-      <w:pPr>
-        <w:spacing w:before="0" w:after="200" w:line="324" w:lineRule="auto"/>
-      </w:pPr>
       <w:r>
         <w:rPr>
           <w:rFonts w:ascii="Malgun Gothic" w:hAnsi="Malgun Gothic" w:eastAsia="Malgun Gothic"/>
           <w:b w:val="0"/>
-          <w:color w:val="444444"/>
-          <w:sz w:val="22"/>
+          <w:color w:val="5A5A5A"/>
+          <w:sz w:val="21"/>
         </w:rPr>
-        <w:t>IT 기술영업 / 기술지원 지원용</w:t>
+        <w:t xml:space="preserve">  |  anysplit 서비스 기획·QA</w:t>
       </w:r>
     </w:p>
     <w:tbl>
@@ -38,19 +33,305 @@
         <w:tblLook w:firstColumn="1" w:firstRow="1" w:lastColumn="0" w:lastRow="0" w:noHBand="0" w:noVBand="1" w:val="04A0"/>
       </w:tblPr>
       <w:tblGrid>
-        <w:gridCol w:w="2523"/>
-        <w:gridCol w:w="2523"/>
-        <w:gridCol w:w="2523"/>
-        <w:gridCol w:w="2523"/>
+        <w:gridCol w:w="2551"/>
+        <w:gridCol w:w="2551"/>
+        <w:gridCol w:w="2551"/>
+        <w:gridCol w:w="2551"/>
       </w:tblGrid>
       <w:tr>
         <w:tc>
           <w:tcPr>
-            <w:tcW w:type="dxa" w:w="1304"/>
+            <w:tcW w:type="dxa" w:w="1417"/>
             <w:tcMar>
-              <w:top w:w="110" w:type="dxa"/>
+              <w:top w:w="90" w:type="dxa"/>
+              <w:start w:w="100" w:type="dxa"/>
+              <w:bottom w:w="90" w:type="dxa"/>
+              <w:end w:w="100" w:type="dxa"/>
+            </w:tcMar>
+            <w:tcBorders>
+              <w:top w:val="single" w:sz="4" w:color="C9C9C9"/>
+              <w:left w:val="single" w:sz="4" w:color="C9C9C9"/>
+              <w:bottom w:val="single" w:sz="4" w:color="C9C9C9"/>
+              <w:right w:val="single" w:sz="4" w:color="C9C9C9"/>
+            </w:tcBorders>
+            <w:shd w:fill="F3F3F3"/>
+          </w:tcPr>
+          <w:p>
+            <w:pPr>
+              <w:spacing w:before="0" w:after="0" w:line="288" w:lineRule="auto"/>
+              <w:jc w:val="center"/>
+            </w:pPr>
+            <w:r>
+              <w:rPr>
+                <w:rFonts w:ascii="Malgun Gothic" w:hAnsi="Malgun Gothic" w:eastAsia="Malgun Gothic"/>
+                <w:b/>
+                <w:color w:val="5A5A5A"/>
+                <w:sz w:val="17"/>
+              </w:rPr>
+              <w:t>지원자</w:t>
+            </w:r>
+          </w:p>
+        </w:tc>
+        <w:tc>
+          <w:tcPr>
+            <w:tcW w:type="dxa" w:w="3118"/>
+            <w:tcMar>
+              <w:top w:w="90" w:type="dxa"/>
+              <w:start w:w="100" w:type="dxa"/>
+              <w:bottom w:w="90" w:type="dxa"/>
+              <w:end w:w="100" w:type="dxa"/>
+            </w:tcMar>
+            <w:tcBorders>
+              <w:top w:val="single" w:sz="4" w:color="C9C9C9"/>
+              <w:left w:val="single" w:sz="4" w:color="C9C9C9"/>
+              <w:bottom w:val="single" w:sz="4" w:color="C9C9C9"/>
+              <w:right w:val="single" w:sz="4" w:color="C9C9C9"/>
+            </w:tcBorders>
+          </w:tcPr>
+          <w:p>
+            <w:pPr>
+              <w:spacing w:before="0" w:after="0" w:line="288" w:lineRule="auto"/>
+            </w:pPr>
+            <w:r>
+              <w:rPr>
+                <w:rFonts w:ascii="Malgun Gothic" w:hAnsi="Malgun Gothic" w:eastAsia="Malgun Gothic"/>
+                <w:b w:val="0"/>
+                <w:color w:val="2A2A2A"/>
+                <w:sz w:val="18"/>
+              </w:rPr>
+              <w:t>임상훈</w:t>
+            </w:r>
+          </w:p>
+        </w:tc>
+        <w:tc>
+          <w:tcPr>
+            <w:tcW w:type="dxa" w:w="1417"/>
+            <w:tcMar>
+              <w:top w:w="90" w:type="dxa"/>
+              <w:start w:w="100" w:type="dxa"/>
+              <w:bottom w:w="90" w:type="dxa"/>
+              <w:end w:w="100" w:type="dxa"/>
+            </w:tcMar>
+            <w:tcBorders>
+              <w:top w:val="single" w:sz="4" w:color="C9C9C9"/>
+              <w:left w:val="single" w:sz="4" w:color="C9C9C9"/>
+              <w:bottom w:val="single" w:sz="4" w:color="C9C9C9"/>
+              <w:right w:val="single" w:sz="4" w:color="C9C9C9"/>
+            </w:tcBorders>
+            <w:shd w:fill="F3F3F3"/>
+          </w:tcPr>
+          <w:p>
+            <w:pPr>
+              <w:spacing w:before="0" w:after="0" w:line="288" w:lineRule="auto"/>
+              <w:jc w:val="center"/>
+            </w:pPr>
+            <w:r>
+              <w:rPr>
+                <w:rFonts w:ascii="Malgun Gothic" w:hAnsi="Malgun Gothic" w:eastAsia="Malgun Gothic"/>
+                <w:b/>
+                <w:color w:val="5A5A5A"/>
+                <w:sz w:val="17"/>
+              </w:rPr>
+              <w:t>지원 직무</w:t>
+            </w:r>
+          </w:p>
+        </w:tc>
+        <w:tc>
+          <w:tcPr>
+            <w:tcW w:type="dxa" w:w="4252"/>
+            <w:tcMar>
+              <w:top w:w="90" w:type="dxa"/>
+              <w:start w:w="100" w:type="dxa"/>
+              <w:bottom w:w="90" w:type="dxa"/>
+              <w:end w:w="100" w:type="dxa"/>
+            </w:tcMar>
+            <w:tcBorders>
+              <w:top w:val="single" w:sz="4" w:color="C9C9C9"/>
+              <w:left w:val="single" w:sz="4" w:color="C9C9C9"/>
+              <w:bottom w:val="single" w:sz="4" w:color="C9C9C9"/>
+              <w:right w:val="single" w:sz="4" w:color="C9C9C9"/>
+            </w:tcBorders>
+          </w:tcPr>
+          <w:p>
+            <w:pPr>
+              <w:spacing w:before="0" w:after="0" w:line="288" w:lineRule="auto"/>
+            </w:pPr>
+            <w:r>
+              <w:rPr>
+                <w:rFonts w:ascii="Malgun Gothic" w:hAnsi="Malgun Gothic" w:eastAsia="Malgun Gothic"/>
+                <w:b w:val="0"/>
+                <w:color w:val="2A2A2A"/>
+                <w:sz w:val="18"/>
+              </w:rPr>
+              <w:t>서비스 기획·QA</w:t>
+            </w:r>
+          </w:p>
+        </w:tc>
+      </w:tr>
+      <w:tr>
+        <w:tc>
+          <w:tcPr>
+            <w:tcW w:type="dxa" w:w="1417"/>
+            <w:tcMar>
+              <w:top w:w="90" w:type="dxa"/>
+              <w:start w:w="100" w:type="dxa"/>
+              <w:bottom w:w="90" w:type="dxa"/>
+              <w:end w:w="100" w:type="dxa"/>
+            </w:tcMar>
+            <w:tcBorders>
+              <w:top w:val="single" w:sz="4" w:color="C9C9C9"/>
+              <w:left w:val="single" w:sz="4" w:color="C9C9C9"/>
+              <w:bottom w:val="single" w:sz="4" w:color="C9C9C9"/>
+              <w:right w:val="single" w:sz="4" w:color="C9C9C9"/>
+            </w:tcBorders>
+            <w:shd w:fill="F3F3F3"/>
+          </w:tcPr>
+          <w:p>
+            <w:pPr>
+              <w:spacing w:before="0" w:after="0" w:line="288" w:lineRule="auto"/>
+              <w:jc w:val="center"/>
+            </w:pPr>
+            <w:r>
+              <w:rPr>
+                <w:rFonts w:ascii="Malgun Gothic" w:hAnsi="Malgun Gothic" w:eastAsia="Malgun Gothic"/>
+                <w:b/>
+                <w:color w:val="5A5A5A"/>
+                <w:sz w:val="17"/>
+              </w:rPr>
+              <w:t>이메일</w:t>
+            </w:r>
+          </w:p>
+        </w:tc>
+        <w:tc>
+          <w:tcPr>
+            <w:tcW w:type="dxa" w:w="3118"/>
+            <w:tcMar>
+              <w:top w:w="90" w:type="dxa"/>
+              <w:start w:w="100" w:type="dxa"/>
+              <w:bottom w:w="90" w:type="dxa"/>
+              <w:end w:w="100" w:type="dxa"/>
+            </w:tcMar>
+            <w:tcBorders>
+              <w:top w:val="single" w:sz="4" w:color="C9C9C9"/>
+              <w:left w:val="single" w:sz="4" w:color="C9C9C9"/>
+              <w:bottom w:val="single" w:sz="4" w:color="C9C9C9"/>
+              <w:right w:val="single" w:sz="4" w:color="C9C9C9"/>
+            </w:tcBorders>
+          </w:tcPr>
+          <w:p>
+            <w:pPr>
+              <w:spacing w:before="0" w:after="0" w:line="288" w:lineRule="auto"/>
+            </w:pPr>
+            <w:r>
+              <w:rPr>
+                <w:rFonts w:ascii="Malgun Gothic" w:hAnsi="Malgun Gothic" w:eastAsia="Malgun Gothic"/>
+                <w:b w:val="0"/>
+                <w:color w:val="2A2A2A"/>
+                <w:sz w:val="18"/>
+              </w:rPr>
+              <w:t>dlatkdgns456@gmail.com</w:t>
+            </w:r>
+          </w:p>
+        </w:tc>
+        <w:tc>
+          <w:tcPr>
+            <w:tcW w:type="dxa" w:w="1417"/>
+            <w:tcMar>
+              <w:top w:w="90" w:type="dxa"/>
+              <w:start w:w="100" w:type="dxa"/>
+              <w:bottom w:w="90" w:type="dxa"/>
+              <w:end w:w="100" w:type="dxa"/>
+            </w:tcMar>
+            <w:tcBorders>
+              <w:top w:val="single" w:sz="4" w:color="C9C9C9"/>
+              <w:left w:val="single" w:sz="4" w:color="C9C9C9"/>
+              <w:bottom w:val="single" w:sz="4" w:color="C9C9C9"/>
+              <w:right w:val="single" w:sz="4" w:color="C9C9C9"/>
+            </w:tcBorders>
+            <w:shd w:fill="F3F3F3"/>
+          </w:tcPr>
+          <w:p>
+            <w:pPr>
+              <w:spacing w:before="0" w:after="0" w:line="288" w:lineRule="auto"/>
+              <w:jc w:val="center"/>
+            </w:pPr>
+            <w:r>
+              <w:rPr>
+                <w:rFonts w:ascii="Malgun Gothic" w:hAnsi="Malgun Gothic" w:eastAsia="Malgun Gothic"/>
+                <w:b/>
+                <w:color w:val="5A5A5A"/>
+                <w:sz w:val="17"/>
+              </w:rPr>
+              <w:t>포트폴리오</w:t>
+            </w:r>
+          </w:p>
+        </w:tc>
+        <w:tc>
+          <w:tcPr>
+            <w:tcW w:type="dxa" w:w="4252"/>
+            <w:tcMar>
+              <w:top w:w="90" w:type="dxa"/>
+              <w:start w:w="100" w:type="dxa"/>
+              <w:bottom w:w="90" w:type="dxa"/>
+              <w:end w:w="100" w:type="dxa"/>
+            </w:tcMar>
+            <w:tcBorders>
+              <w:top w:val="single" w:sz="4" w:color="C9C9C9"/>
+              <w:left w:val="single" w:sz="4" w:color="C9C9C9"/>
+              <w:bottom w:val="single" w:sz="4" w:color="C9C9C9"/>
+              <w:right w:val="single" w:sz="4" w:color="C9C9C9"/>
+            </w:tcBorders>
+          </w:tcPr>
+          <w:p>
+            <w:pPr>
+              <w:spacing w:before="0" w:after="0" w:line="288" w:lineRule="auto"/>
+            </w:pPr>
+            <w:r>
+              <w:rPr>
+                <w:rFonts w:ascii="Malgun Gothic" w:hAnsi="Malgun Gothic" w:eastAsia="Malgun Gothic"/>
+                <w:b w:val="0"/>
+                <w:color w:val="2A2A2A"/>
+                <w:sz w:val="18"/>
+              </w:rPr>
+              <w:t>dlatkdgns456-ship-it.github.io</w:t>
+            </w:r>
+          </w:p>
+        </w:tc>
+      </w:tr>
+    </w:tbl>
+    <w:p>
+      <w:pPr>
+        <w:spacing w:before="160" w:after="160" w:line="336" w:lineRule="auto"/>
+      </w:pPr>
+      <w:r>
+        <w:rPr>
+          <w:rFonts w:ascii="Malgun Gothic" w:hAnsi="Malgun Gothic" w:eastAsia="Malgun Gothic"/>
+          <w:b/>
+          <w:color w:val="111111"/>
+          <w:sz w:val="22"/>
+        </w:rPr>
+        <w:t>사용자의 불편을 놓치지 않고, 개발팀이 바로 확인할 수 있는 형태로 정리하는 QA 담당자가 되겠습니다.</w:t>
+      </w:r>
+    </w:p>
+    <w:tbl>
+      <w:tblPr>
+        <w:tblW w:type="auto" w:w="0"/>
+        <w:jc w:val="center"/>
+        <w:tblLayout w:type="fixed"/>
+        <w:tblLook w:firstColumn="1" w:firstRow="1" w:lastColumn="0" w:lastRow="0" w:noHBand="0" w:noVBand="1" w:val="04A0"/>
+      </w:tblPr>
+      <w:tblGrid>
+        <w:gridCol w:w="5103"/>
+        <w:gridCol w:w="5103"/>
+      </w:tblGrid>
+      <w:tr>
+        <w:tc>
+          <w:tcPr>
+            <w:tcW w:type="dxa" w:w="850"/>
+            <w:tcMar>
+              <w:top w:w="100" w:type="dxa"/>
               <w:start w:w="110" w:type="dxa"/>
-              <w:bottom w:w="110" w:type="dxa"/>
+              <w:bottom w:w="100" w:type="dxa"/>
               <w:end w:w="110" w:type="dxa"/>
             </w:tcMar>
             <w:tcBorders>
@@ -59,7 +340,7 @@
               <w:bottom w:val="single" w:sz="4" w:color="C9C9C9"/>
               <w:right w:val="single" w:sz="4" w:color="C9C9C9"/>
             </w:tcBorders>
-            <w:shd w:fill="F6F6F6"/>
+            <w:shd w:fill="F3F3F3"/>
           </w:tcPr>
           <w:p>
             <w:pPr>
@@ -69,20 +350,20 @@
               <w:rPr>
                 <w:rFonts w:ascii="Malgun Gothic" w:hAnsi="Malgun Gothic" w:eastAsia="Malgun Gothic"/>
                 <w:b/>
-                <w:color w:val="444444"/>
-                <w:sz w:val="19"/>
+                <w:color w:val="5A5A5A"/>
+                <w:sz w:val="20"/>
               </w:rPr>
-              <w:t>이름</w:t>
+              <w:t>1</w:t>
             </w:r>
           </w:p>
         </w:tc>
         <w:tc>
           <w:tcPr>
-            <w:tcW w:type="dxa" w:w="3685"/>
+            <w:tcW w:type="dxa" w:w="9355"/>
             <w:tcMar>
-              <w:top w:w="110" w:type="dxa"/>
+              <w:top w:w="100" w:type="dxa"/>
               <w:start w:w="110" w:type="dxa"/>
-              <w:bottom w:w="110" w:type="dxa"/>
+              <w:bottom w:w="100" w:type="dxa"/>
               <w:end w:w="110" w:type="dxa"/>
             </w:tcMar>
             <w:tcBorders>
@@ -96,21 +377,63 @@
             <w:r>
               <w:rPr>
                 <w:rFonts w:ascii="Malgun Gothic" w:hAnsi="Malgun Gothic" w:eastAsia="Malgun Gothic"/>
-                <w:b w:val="0"/>
-                <w:color w:val="222222"/>
-                <w:sz w:val="20"/>
+                <w:b/>
+                <w:color w:val="111111"/>
+                <w:sz w:val="23"/>
               </w:rPr>
-              <w:t>임상훈</w:t>
+              <w:t>지원동기 - 사용자 관점의 문제를 개선으로 연결하는 역할</w:t>
             </w:r>
           </w:p>
         </w:tc>
+      </w:tr>
+    </w:tbl>
+    <w:p>
+      <w:pPr>
+        <w:spacing w:before="80" w:after="100" w:line="372" w:lineRule="auto"/>
+      </w:pPr>
+      <w:r>
+        <w:rPr>
+          <w:rFonts w:ascii="Malgun Gothic" w:hAnsi="Malgun Gothic" w:eastAsia="Malgun Gothic"/>
+          <w:b w:val="0"/>
+          <w:color w:val="2A2A2A"/>
+          <w:sz w:val="20"/>
+        </w:rPr>
+        <w:t>anysplit은 일러스트 한 장을 리깅용 파츠로 자동 분리해 창작자의 반복 작업을 줄이는 서비스이며, CBT 단계에서 여러 국가의 정식 출시를 준비하고 있다는 점이 인상적이었습니다. 완성된 기능을 단순히 확인하는 것을 넘어 실제 사용 과정에서 불편을 발견하고, 문제와 개선 아이디어를 기획으로 연결하는 이번 포지션에 관심을 갖게 되었습니다.</w:t>
+      </w:r>
+    </w:p>
+    <w:p>
+      <w:pPr>
+        <w:spacing w:before="80" w:after="160" w:line="372" w:lineRule="auto"/>
+      </w:pPr>
+      <w:r>
+        <w:rPr>
+          <w:rFonts w:ascii="Malgun Gothic" w:hAnsi="Malgun Gothic" w:eastAsia="Malgun Gothic"/>
+          <w:b w:val="0"/>
+          <w:color w:val="2A2A2A"/>
+          <w:sz w:val="20"/>
+        </w:rPr>
+        <w:t>저는 서비스 현장에서 고객을 직접 응대하며 상대가 원하는 결과를 질문으로 구체화하고, 이해하기 쉽게 설명하는 일을 해왔습니다. 이후 AI와 웹개발을 배우며 사용자가 화면에서 입력한 내용이 서버와 데이터로 연결되는 구조를 경험했습니다. 고객의 말을 듣는 경험과 서비스 구조를 이해하려는 태도를 함께 살릴 수 있는 직무가 서비스 기획·QA라고 판단해 지원했습니다.</w:t>
+      </w:r>
+    </w:p>
+    <w:tbl>
+      <w:tblPr>
+        <w:tblW w:type="auto" w:w="0"/>
+        <w:jc w:val="center"/>
+        <w:tblLayout w:type="fixed"/>
+        <w:tblLook w:firstColumn="1" w:firstRow="1" w:lastColumn="0" w:lastRow="0" w:noHBand="0" w:noVBand="1" w:val="04A0"/>
+      </w:tblPr>
+      <w:tblGrid>
+        <w:gridCol w:w="5103"/>
+        <w:gridCol w:w="5103"/>
+      </w:tblGrid>
+      <w:tr>
         <w:tc>
           <w:tcPr>
-            <w:tcW w:type="dxa" w:w="1304"/>
+            <w:tcW w:type="dxa" w:w="850"/>
             <w:tcMar>
-              <w:top w:w="110" w:type="dxa"/>
+              <w:top w:w="100" w:type="dxa"/>
               <w:start w:w="110" w:type="dxa"/>
-              <w:bottom w:w="110" w:type="dxa"/>
+              <w:bottom w:w="100" w:type="dxa"/>
               <w:end w:w="110" w:type="dxa"/>
             </w:tcMar>
             <w:tcBorders>
@@ -119,7 +442,7 @@
               <w:bottom w:val="single" w:sz="4" w:color="C9C9C9"/>
               <w:right w:val="single" w:sz="4" w:color="C9C9C9"/>
             </w:tcBorders>
-            <w:shd w:fill="F6F6F6"/>
+            <w:shd w:fill="F3F3F3"/>
           </w:tcPr>
           <w:p>
             <w:pPr>
@@ -129,20 +452,20 @@
               <w:rPr>
                 <w:rFonts w:ascii="Malgun Gothic" w:hAnsi="Malgun Gothic" w:eastAsia="Malgun Gothic"/>
                 <w:b/>
-                <w:color w:val="444444"/>
-                <w:sz w:val="19"/>
+                <w:color w:val="5A5A5A"/>
+                <w:sz w:val="20"/>
               </w:rPr>
-              <w:t>지원 직무</w:t>
+              <w:t>2</w:t>
             </w:r>
           </w:p>
         </w:tc>
         <w:tc>
           <w:tcPr>
-            <w:tcW w:type="dxa" w:w="3742"/>
+            <w:tcW w:type="dxa" w:w="9355"/>
             <w:tcMar>
-              <w:top w:w="110" w:type="dxa"/>
+              <w:top w:w="100" w:type="dxa"/>
               <w:start w:w="110" w:type="dxa"/>
-              <w:bottom w:w="110" w:type="dxa"/>
+              <w:bottom w:w="100" w:type="dxa"/>
               <w:end w:w="110" w:type="dxa"/>
             </w:tcMar>
             <w:tcBorders>
@@ -156,23 +479,68 @@
             <w:r>
               <w:rPr>
                 <w:rFonts w:ascii="Malgun Gothic" w:hAnsi="Malgun Gothic" w:eastAsia="Malgun Gothic"/>
-                <w:b w:val="0"/>
-                <w:color w:val="222222"/>
-                <w:sz w:val="20"/>
+                <w:b/>
+                <w:color w:val="111111"/>
+                <w:sz w:val="23"/>
               </w:rPr>
-              <w:t>IT 기술영업 / 기술지원</w:t>
+              <w:t>직무 강점 - 꼼꼼한 확인, 재현 가능한 정리, 개발 맥락 이해</w:t>
             </w:r>
           </w:p>
         </w:tc>
       </w:tr>
+    </w:tbl>
+    <w:p>
+      <w:pPr>
+        <w:spacing w:before="80" w:after="100" w:line="372" w:lineRule="auto"/>
+      </w:pPr>
+      <w:r>
+        <w:rPr>
+          <w:rFonts w:ascii="Malgun Gothic" w:hAnsi="Malgun Gothic" w:eastAsia="Malgun Gothic"/>
+          <w:b w:val="0"/>
+          <w:color w:val="2A2A2A"/>
+          <w:sz w:val="20"/>
+        </w:rPr>
+        <w:t>헤어디자이너로 근무할 때 고객이 말한 이미지와 실제 결과 사이의 작은 차이가 만족도를 좌우했습니다. 그래서 원하는 분위기, 관리 방식, 예산을 하나씩 확인하고 진행 과정에서도 결과를 반복해서 점검했습니다. 이 경험을 통해 작은 차이를 지나치지 않고, 상대의 기준에서 결과를 확인하는 습관을 갖게 되었습니다.</w:t>
+      </w:r>
+    </w:p>
+    <w:p>
+      <w:pPr>
+        <w:spacing w:before="80" w:after="160" w:line="372" w:lineRule="auto"/>
+      </w:pPr>
+      <w:r>
+        <w:rPr>
+          <w:rFonts w:ascii="Malgun Gothic" w:hAnsi="Malgun Gothic" w:eastAsia="Malgun Gothic"/>
+          <w:b w:val="0"/>
+          <w:color w:val="2A2A2A"/>
+          <w:sz w:val="20"/>
+        </w:rPr>
+        <w:t>AI·웹서비스 프로젝트에서는 화면 전환, 입력과 저장, API 응답, 상태 유지처럼 여러 요소가 연결되는 과정을 직접 다뤘습니다. 기능이 예상대로 동작하지 않을 때는 어느 화면에서 어떤 순서로 문제가 발생했는지 다시 확인하고, 경로·데이터·API 연결을 나눠 살펴봤습니다. 전문 QA 경력은 없지만, 문제를 재현하고 원인을 좁혀 수정한 경험을 바탕으로 테스트 결과를 조건, 재현 순서, 기대 결과, 실제 결과, 증거 화면으로 정리할 수 있습니다.</w:t>
+      </w:r>
+    </w:p>
+    <w:p>
+      <w:r>
+        <w:br w:type="page"/>
+      </w:r>
+    </w:p>
+    <w:tbl>
+      <w:tblPr>
+        <w:tblW w:type="auto" w:w="0"/>
+        <w:jc w:val="center"/>
+        <w:tblLayout w:type="fixed"/>
+        <w:tblLook w:firstColumn="1" w:firstRow="1" w:lastColumn="0" w:lastRow="0" w:noHBand="0" w:noVBand="1" w:val="04A0"/>
+      </w:tblPr>
+      <w:tblGrid>
+        <w:gridCol w:w="5103"/>
+        <w:gridCol w:w="5103"/>
+      </w:tblGrid>
       <w:tr>
         <w:tc>
           <w:tcPr>
-            <w:tcW w:type="dxa" w:w="1304"/>
+            <w:tcW w:type="dxa" w:w="850"/>
             <w:tcMar>
-              <w:top w:w="110" w:type="dxa"/>
+              <w:top w:w="100" w:type="dxa"/>
               <w:start w:w="110" w:type="dxa"/>
-              <w:bottom w:w="110" w:type="dxa"/>
+              <w:bottom w:w="100" w:type="dxa"/>
               <w:end w:w="110" w:type="dxa"/>
             </w:tcMar>
             <w:tcBorders>
@@ -181,7 +549,7 @@
               <w:bottom w:val="single" w:sz="4" w:color="C9C9C9"/>
               <w:right w:val="single" w:sz="4" w:color="C9C9C9"/>
             </w:tcBorders>
-            <w:shd w:fill="F6F6F6"/>
+            <w:shd w:fill="F3F3F3"/>
           </w:tcPr>
           <w:p>
             <w:pPr>
@@ -191,20 +559,20 @@
               <w:rPr>
                 <w:rFonts w:ascii="Malgun Gothic" w:hAnsi="Malgun Gothic" w:eastAsia="Malgun Gothic"/>
                 <w:b/>
-                <w:color w:val="444444"/>
-                <w:sz w:val="19"/>
+                <w:color w:val="5A5A5A"/>
+                <w:sz w:val="20"/>
               </w:rPr>
-              <w:t>지원 회사</w:t>
+              <w:t>3</w:t>
             </w:r>
           </w:p>
         </w:tc>
         <w:tc>
           <w:tcPr>
-            <w:tcW w:type="dxa" w:w="3685"/>
+            <w:tcW w:type="dxa" w:w="9355"/>
             <w:tcMar>
-              <w:top w:w="110" w:type="dxa"/>
+              <w:top w:w="100" w:type="dxa"/>
               <w:start w:w="110" w:type="dxa"/>
-              <w:bottom w:w="110" w:type="dxa"/>
+              <w:bottom w:w="100" w:type="dxa"/>
               <w:end w:w="110" w:type="dxa"/>
             </w:tcMar>
             <w:tcBorders>
@@ -218,21 +586,63 @@
             <w:r>
               <w:rPr>
                 <w:rFonts w:ascii="Malgun Gothic" w:hAnsi="Malgun Gothic" w:eastAsia="Malgun Gothic"/>
-                <w:b w:val="0"/>
-                <w:color w:val="222222"/>
-                <w:sz w:val="20"/>
+                <w:b/>
+                <w:color w:val="111111"/>
+                <w:sz w:val="23"/>
               </w:rPr>
-              <w:t>[회사명]</w:t>
+              <w:t>프로젝트 경험 - 사용자 흐름을 끝까지 확인한 경험</w:t>
             </w:r>
           </w:p>
         </w:tc>
+      </w:tr>
+    </w:tbl>
+    <w:p>
+      <w:pPr>
+        <w:spacing w:before="80" w:after="100" w:line="372" w:lineRule="auto"/>
+      </w:pPr>
+      <w:r>
+        <w:rPr>
+          <w:rFonts w:ascii="Malgun Gothic" w:hAnsi="Malgun Gothic" w:eastAsia="Malgun Gothic"/>
+          <w:b w:val="0"/>
+          <w:color w:val="2A2A2A"/>
+          <w:sz w:val="20"/>
+        </w:rPr>
+        <w:t>NEWSROOM AI 팀 프로젝트에서는 사용자가 자료를 입력하고 분석 결과를 확인한 뒤 기록을 저장하는 흐름을 구현했습니다. TOHOME, HEIGHTS Store, BOOK ARCHIVE 프로젝트에서는 검색, 상품 상세, 장바구니, 리뷰·문의, 마이페이지와 같은 화면을 연결했습니다. 이 과정에서 빈 결과, 잘못된 경로, 새로고침 후 상태, 외부 API 응답 실패, 배포 환경의 이미지 경로 등 실제 사용자에게 바로 보이는 문제를 확인하고 수정했습니다.</w:t>
+      </w:r>
+    </w:p>
+    <w:p>
+      <w:pPr>
+        <w:spacing w:before="80" w:after="160" w:line="372" w:lineRule="auto"/>
+      </w:pPr>
+      <w:r>
+        <w:rPr>
+          <w:rFonts w:ascii="Malgun Gothic" w:hAnsi="Malgun Gothic" w:eastAsia="Malgun Gothic"/>
+          <w:b w:val="0"/>
+          <w:color w:val="2A2A2A"/>
+          <w:sz w:val="20"/>
+        </w:rPr>
+        <w:t>이 경험은 anysplit의 가입부터 이미지 업로드, 파츠 분리, 픽셀 편집, PSD 내보내기까지 전체 흐름을 점검하는 데 도움이 된다고 생각합니다. 기능 하나만 보는 것이 아니라 이전 단계의 입력이 다음 단계에 정확히 이어지는지, 실패했을 때 사용자가 원인을 이해할 수 있는지까지 확인하겠습니다.</w:t>
+      </w:r>
+    </w:p>
+    <w:tbl>
+      <w:tblPr>
+        <w:tblW w:type="auto" w:w="0"/>
+        <w:jc w:val="center"/>
+        <w:tblLayout w:type="fixed"/>
+        <w:tblLook w:firstColumn="1" w:firstRow="1" w:lastColumn="0" w:lastRow="0" w:noHBand="0" w:noVBand="1" w:val="04A0"/>
+      </w:tblPr>
+      <w:tblGrid>
+        <w:gridCol w:w="5103"/>
+        <w:gridCol w:w="5103"/>
+      </w:tblGrid>
+      <w:tr>
         <w:tc>
           <w:tcPr>
-            <w:tcW w:type="dxa" w:w="1304"/>
+            <w:tcW w:type="dxa" w:w="850"/>
             <w:tcMar>
-              <w:top w:w="110" w:type="dxa"/>
+              <w:top w:w="100" w:type="dxa"/>
               <w:start w:w="110" w:type="dxa"/>
-              <w:bottom w:w="110" w:type="dxa"/>
+              <w:bottom w:w="100" w:type="dxa"/>
               <w:end w:w="110" w:type="dxa"/>
             </w:tcMar>
             <w:tcBorders>
@@ -241,7 +651,7 @@
               <w:bottom w:val="single" w:sz="4" w:color="C9C9C9"/>
               <w:right w:val="single" w:sz="4" w:color="C9C9C9"/>
             </w:tcBorders>
-            <w:shd w:fill="F6F6F6"/>
+            <w:shd w:fill="F3F3F3"/>
           </w:tcPr>
           <w:p>
             <w:pPr>
@@ -251,20 +661,20 @@
               <w:rPr>
                 <w:rFonts w:ascii="Malgun Gothic" w:hAnsi="Malgun Gothic" w:eastAsia="Malgun Gothic"/>
                 <w:b/>
-                <w:color w:val="444444"/>
-                <w:sz w:val="19"/>
+                <w:color w:val="5A5A5A"/>
+                <w:sz w:val="20"/>
               </w:rPr>
-              <w:t>서비스·제품</w:t>
+              <w:t>4</w:t>
             </w:r>
           </w:p>
         </w:tc>
         <w:tc>
           <w:tcPr>
-            <w:tcW w:type="dxa" w:w="3742"/>
+            <w:tcW w:type="dxa" w:w="9355"/>
             <w:tcMar>
-              <w:top w:w="110" w:type="dxa"/>
+              <w:top w:w="100" w:type="dxa"/>
               <w:start w:w="110" w:type="dxa"/>
-              <w:bottom w:w="110" w:type="dxa"/>
+              <w:bottom w:w="100" w:type="dxa"/>
               <w:end w:w="110" w:type="dxa"/>
             </w:tcMar>
             <w:tcBorders>
@@ -278,11 +688,11 @@
             <w:r>
               <w:rPr>
                 <w:rFonts w:ascii="Malgun Gothic" w:hAnsi="Malgun Gothic" w:eastAsia="Malgun Gothic"/>
-                <w:b w:val="0"/>
-                <w:color w:val="222222"/>
-                <w:sz w:val="20"/>
+                <w:b/>
+                <w:color w:val="111111"/>
+                <w:sz w:val="23"/>
               </w:rPr>
-              <w:t>[제품 또는 서비스명]</w:t>
+              <w:t>입사 후 계획 - CBT 피드백을 우선순위가 있는 개선안으로</w:t>
             </w:r>
           </w:p>
         </w:tc>
@@ -290,453 +700,35 @@
     </w:tbl>
     <w:p>
       <w:pPr>
-        <w:spacing w:before="160" w:after="200" w:line="336" w:lineRule="auto"/>
+        <w:spacing w:before="80" w:after="100" w:line="372" w:lineRule="auto"/>
       </w:pPr>
       <w:r>
         <w:rPr>
           <w:rFonts w:ascii="Malgun Gothic" w:hAnsi="Malgun Gothic" w:eastAsia="Malgun Gothic"/>
           <w:b w:val="0"/>
-          <w:color w:val="666666"/>
-          <w:sz w:val="19"/>
+          <w:color w:val="2A2A2A"/>
+          <w:sz w:val="20"/>
         </w:rPr>
-        <w:t>※ 제출 전 [회사명], [제품 또는 서비스명] 부분만 실제 지원처에 맞게 바꾸면 바로 사용할 수 있습니다.</w:t>
+        <w:t>입사 후에는 먼저 핵심 사용자 흐름을 기준으로 테스트 체크리스트를 만들겠습니다. 브라우저·파일 형식·이미지 크기·언어 설정 등 조건을 나누고, 문제가 발생하면 재현 가능 여부와 사용자 영향도를 기준으로 우선순위를 정리하겠습니다. 수정 후에는 같은 조건과 주변 기능을 다시 확인해 문제가 실제로 해결됐는지 검증하겠습니다.</w:t>
       </w:r>
     </w:p>
-    <w:tbl>
-      <w:tblPr>
-        <w:tblW w:type="auto" w:w="0"/>
-        <w:jc w:val="center"/>
-        <w:tblLayout w:type="fixed"/>
-        <w:tblLook w:firstColumn="1" w:firstRow="1" w:lastColumn="0" w:lastRow="0" w:noHBand="0" w:noVBand="1" w:val="04A0"/>
-      </w:tblPr>
-      <w:tblGrid>
-        <w:gridCol w:w="5046"/>
-        <w:gridCol w:w="5046"/>
-      </w:tblGrid>
-      <w:tr>
-        <w:tc>
-          <w:tcPr>
-            <w:tcW w:type="dxa" w:w="963"/>
-            <w:shd w:fill="F6F6F6"/>
-            <w:tcMar>
-              <w:top w:w="120" w:type="dxa"/>
-              <w:start w:w="120" w:type="dxa"/>
-              <w:bottom w:w="120" w:type="dxa"/>
-              <w:end w:w="120" w:type="dxa"/>
-            </w:tcMar>
-            <w:tcBorders>
-              <w:top w:val="single" w:sz="4" w:color="C9C9C9"/>
-              <w:left w:val="single" w:sz="4" w:color="C9C9C9"/>
-              <w:bottom w:val="single" w:sz="4" w:color="C9C9C9"/>
-              <w:right w:val="single" w:sz="4" w:color="C9C9C9"/>
-            </w:tcBorders>
-            <w:vAlign w:val="center"/>
-          </w:tcPr>
-          <w:p>
-            <w:pPr>
-              <w:jc w:val="center"/>
-            </w:pPr>
-            <w:r>
-              <w:rPr>
-                <w:rFonts w:ascii="Malgun Gothic" w:hAnsi="Malgun Gothic" w:eastAsia="Malgun Gothic"/>
-                <w:b/>
-                <w:color w:val="444444"/>
-                <w:sz w:val="24"/>
-              </w:rPr>
-              <w:t>1</w:t>
-            </w:r>
-          </w:p>
-        </w:tc>
-        <w:tc>
-          <w:tcPr>
-            <w:tcW w:type="dxa" w:w="9072"/>
-            <w:tcMar>
-              <w:top w:w="120" w:type="dxa"/>
-              <w:start w:w="120" w:type="dxa"/>
-              <w:bottom w:w="120" w:type="dxa"/>
-              <w:end w:w="120" w:type="dxa"/>
-            </w:tcMar>
-            <w:tcBorders>
-              <w:top w:val="single" w:sz="4" w:color="C9C9C9"/>
-              <w:left w:val="single" w:sz="4" w:color="C9C9C9"/>
-              <w:bottom w:val="single" w:sz="4" w:color="C9C9C9"/>
-              <w:right w:val="single" w:sz="4" w:color="C9C9C9"/>
-            </w:tcBorders>
-            <w:vAlign w:val="center"/>
-          </w:tcPr>
-          <w:p>
-            <w:pPr>
-              <w:spacing w:before="0" w:after="0" w:line="312" w:lineRule="auto"/>
-            </w:pPr>
-            <w:r>
-              <w:rPr>
-                <w:rFonts w:ascii="Malgun Gothic" w:hAnsi="Malgun Gothic" w:eastAsia="Malgun Gothic"/>
-                <w:b/>
-                <w:color w:val="111111"/>
-                <w:sz w:val="25"/>
-              </w:rPr>
-              <w:t>지원동기</w:t>
-            </w:r>
-          </w:p>
-        </w:tc>
-      </w:tr>
-    </w:tbl>
     <w:p>
       <w:pPr>
-        <w:spacing w:before="100" w:after="60" w:line="372" w:lineRule="auto"/>
+        <w:spacing w:before="80" w:after="160" w:line="372" w:lineRule="auto"/>
       </w:pPr>
       <w:r>
         <w:rPr>
           <w:rFonts w:ascii="Malgun Gothic" w:hAnsi="Malgun Gothic" w:eastAsia="Malgun Gothic"/>
           <w:b w:val="0"/>
-          <w:color w:val="222222"/>
-          <w:sz w:val="21"/>
+          <w:color w:val="2A2A2A"/>
+          <w:sz w:val="20"/>
         </w:rPr>
-        <w:t>저는 원래 사람을 직접 상대하는 일을 해왔습니다. 헤어디자이너로 일할 때도 가장 중요했던 건 기술 자체보다 고객이 원하는 걸 정확히 파악하는 일이었습니다. 막연하게 "이렇게 해주세요"라고 말씀하시는 경우가 많았기 때문에, 저는 대화를 통해 원하는 분위기, 관리 편의성, 예산 같은 부분을 하나씩 확인하면서 방향을 잡았습니다.</w:t>
+        <w:t>또한 Discord와 CBT 후기에서 반복되는 불편을 기능별로 묶어 개발팀과 마케팅팀이 함께 볼 수 있는 형태로 정리하겠습니다. 일본어 일상회화 경험을 활용해 일본어 화면의 어색한 표현, 잘림, 버튼 의미와 사용자 흐름도 함께 점검하겠습니다. 작은 문제를 발견하는 데서 끝나지 않고, 팀이 빠르게 판단하고 수정할 수 있도록 정확하게 전달하는 구성원이 되겠습니다.</w:t>
       </w:r>
     </w:p>
     <w:p>
       <w:pPr>
-        <w:spacing w:before="100" w:after="60" w:line="372" w:lineRule="auto"/>
-      </w:pPr>
-      <w:r>
-        <w:rPr>
-          <w:rFonts w:ascii="Malgun Gothic" w:hAnsi="Malgun Gothic" w:eastAsia="Malgun Gothic"/>
-          <w:b w:val="0"/>
-          <w:color w:val="222222"/>
-          <w:sz w:val="21"/>
-        </w:rPr>
-        <w:t>이후 AI와 코딩을 배우면서 기술 쪽에 더 관심이 생겼고, 제가 해왔던 고객 응대 경험을 기술 분야와 연결해보고 싶다는 생각이 들었습니다. 고객의 말을 잘 듣고 정리하는 습관, 그리고 배운 기술 내용을 이해하려고 꾸준히 공부해온 점을 살려 IT 기술영업과 기술지원 직무에 지원하게 되었습니다.</w:t>
-      </w:r>
-    </w:p>
-    <w:p/>
-    <w:tbl>
-      <w:tblPr>
-        <w:tblW w:type="auto" w:w="0"/>
-        <w:jc w:val="center"/>
-        <w:tblLayout w:type="fixed"/>
-        <w:tblLook w:firstColumn="1" w:firstRow="1" w:lastColumn="0" w:lastRow="0" w:noHBand="0" w:noVBand="1" w:val="04A0"/>
-      </w:tblPr>
-      <w:tblGrid>
-        <w:gridCol w:w="5046"/>
-        <w:gridCol w:w="5046"/>
-      </w:tblGrid>
-      <w:tr>
-        <w:tc>
-          <w:tcPr>
-            <w:tcW w:type="dxa" w:w="963"/>
-            <w:shd w:fill="F6F6F6"/>
-            <w:tcMar>
-              <w:top w:w="120" w:type="dxa"/>
-              <w:start w:w="120" w:type="dxa"/>
-              <w:bottom w:w="120" w:type="dxa"/>
-              <w:end w:w="120" w:type="dxa"/>
-            </w:tcMar>
-            <w:tcBorders>
-              <w:top w:val="single" w:sz="4" w:color="C9C9C9"/>
-              <w:left w:val="single" w:sz="4" w:color="C9C9C9"/>
-              <w:bottom w:val="single" w:sz="4" w:color="C9C9C9"/>
-              <w:right w:val="single" w:sz="4" w:color="C9C9C9"/>
-            </w:tcBorders>
-            <w:vAlign w:val="center"/>
-          </w:tcPr>
-          <w:p>
-            <w:pPr>
-              <w:jc w:val="center"/>
-            </w:pPr>
-            <w:r>
-              <w:rPr>
-                <w:rFonts w:ascii="Malgun Gothic" w:hAnsi="Malgun Gothic" w:eastAsia="Malgun Gothic"/>
-                <w:b/>
-                <w:color w:val="444444"/>
-                <w:sz w:val="24"/>
-              </w:rPr>
-              <w:t>2</w:t>
-            </w:r>
-          </w:p>
-        </w:tc>
-        <w:tc>
-          <w:tcPr>
-            <w:tcW w:type="dxa" w:w="9072"/>
-            <w:tcMar>
-              <w:top w:w="120" w:type="dxa"/>
-              <w:start w:w="120" w:type="dxa"/>
-              <w:bottom w:w="120" w:type="dxa"/>
-              <w:end w:w="120" w:type="dxa"/>
-            </w:tcMar>
-            <w:tcBorders>
-              <w:top w:val="single" w:sz="4" w:color="C9C9C9"/>
-              <w:left w:val="single" w:sz="4" w:color="C9C9C9"/>
-              <w:bottom w:val="single" w:sz="4" w:color="C9C9C9"/>
-              <w:right w:val="single" w:sz="4" w:color="C9C9C9"/>
-            </w:tcBorders>
-            <w:vAlign w:val="center"/>
-          </w:tcPr>
-          <w:p>
-            <w:pPr>
-              <w:spacing w:before="0" w:after="0" w:line="312" w:lineRule="auto"/>
-            </w:pPr>
-            <w:r>
-              <w:rPr>
-                <w:rFonts w:ascii="Malgun Gothic" w:hAnsi="Malgun Gothic" w:eastAsia="Malgun Gothic"/>
-                <w:b/>
-                <w:color w:val="111111"/>
-                <w:sz w:val="25"/>
-              </w:rPr>
-              <w:t>나의 강점</w:t>
-            </w:r>
-          </w:p>
-        </w:tc>
-      </w:tr>
-    </w:tbl>
-    <w:p>
-      <w:pPr>
-        <w:spacing w:before="100" w:after="60" w:line="372" w:lineRule="auto"/>
-      </w:pPr>
-      <w:r>
-        <w:rPr>
-          <w:rFonts w:ascii="Malgun Gothic" w:hAnsi="Malgun Gothic" w:eastAsia="Malgun Gothic"/>
-          <w:b w:val="0"/>
-          <w:color w:val="222222"/>
-          <w:sz w:val="21"/>
-        </w:rPr>
-        <w:t>제 강점은 상대가 원하는 내용을 듣고, 그걸 정리해서 설명하는 과정에 익숙하다는 점입니다. 서비스업에서는 같은 설명이라도 상대가 이해하기 쉬운 방식으로 말해야 오해가 줄고 만족도가 높아집니다. 저는 이런 부분을 현장에서 많이 배웠습니다.</w:t>
-      </w:r>
-    </w:p>
-    <w:p>
-      <w:pPr>
-        <w:spacing w:before="100" w:after="60" w:line="372" w:lineRule="auto"/>
-      </w:pPr>
-      <w:r>
-        <w:rPr>
-          <w:rFonts w:ascii="Malgun Gothic" w:hAnsi="Malgun Gothic" w:eastAsia="Malgun Gothic"/>
-          <w:b w:val="0"/>
-          <w:color w:val="222222"/>
-          <w:sz w:val="21"/>
-        </w:rPr>
-        <w:t>짧게 일했던 곳도 있었지만, 새로운 환경에 들어가면 업무 흐름을 먼저 파악하고 필요한 역할을 빨리 익히려고 했습니다. 이런 적응력은 기술영업이나 기술지원에서도 도움이 된다고 생각합니다. 제품을 배우고, 고객 상황을 이해하고, 필요한 내용을 전달하는 일은 결국 기본적으로 사람과의 소통이 중요하다고 생각하기 때문입니다.</w:t>
-      </w:r>
-    </w:p>
-    <w:p/>
-    <w:tbl>
-      <w:tblPr>
-        <w:tblW w:type="auto" w:w="0"/>
-        <w:jc w:val="center"/>
-        <w:tblLayout w:type="fixed"/>
-        <w:tblLook w:firstColumn="1" w:firstRow="1" w:lastColumn="0" w:lastRow="0" w:noHBand="0" w:noVBand="1" w:val="04A0"/>
-      </w:tblPr>
-      <w:tblGrid>
-        <w:gridCol w:w="5046"/>
-        <w:gridCol w:w="5046"/>
-      </w:tblGrid>
-      <w:tr>
-        <w:tc>
-          <w:tcPr>
-            <w:tcW w:type="dxa" w:w="963"/>
-            <w:shd w:fill="F6F6F6"/>
-            <w:tcMar>
-              <w:top w:w="120" w:type="dxa"/>
-              <w:start w:w="120" w:type="dxa"/>
-              <w:bottom w:w="120" w:type="dxa"/>
-              <w:end w:w="120" w:type="dxa"/>
-            </w:tcMar>
-            <w:tcBorders>
-              <w:top w:val="single" w:sz="4" w:color="C9C9C9"/>
-              <w:left w:val="single" w:sz="4" w:color="C9C9C9"/>
-              <w:bottom w:val="single" w:sz="4" w:color="C9C9C9"/>
-              <w:right w:val="single" w:sz="4" w:color="C9C9C9"/>
-            </w:tcBorders>
-            <w:vAlign w:val="center"/>
-          </w:tcPr>
-          <w:p>
-            <w:pPr>
-              <w:jc w:val="center"/>
-            </w:pPr>
-            <w:r>
-              <w:rPr>
-                <w:rFonts w:ascii="Malgun Gothic" w:hAnsi="Malgun Gothic" w:eastAsia="Malgun Gothic"/>
-                <w:b/>
-                <w:color w:val="444444"/>
-                <w:sz w:val="24"/>
-              </w:rPr>
-              <w:t>3</w:t>
-            </w:r>
-          </w:p>
-        </w:tc>
-        <w:tc>
-          <w:tcPr>
-            <w:tcW w:type="dxa" w:w="9072"/>
-            <w:tcMar>
-              <w:top w:w="120" w:type="dxa"/>
-              <w:start w:w="120" w:type="dxa"/>
-              <w:bottom w:w="120" w:type="dxa"/>
-              <w:end w:w="120" w:type="dxa"/>
-            </w:tcMar>
-            <w:tcBorders>
-              <w:top w:val="single" w:sz="4" w:color="C9C9C9"/>
-              <w:left w:val="single" w:sz="4" w:color="C9C9C9"/>
-              <w:bottom w:val="single" w:sz="4" w:color="C9C9C9"/>
-              <w:right w:val="single" w:sz="4" w:color="C9C9C9"/>
-            </w:tcBorders>
-            <w:vAlign w:val="center"/>
-          </w:tcPr>
-          <w:p>
-            <w:pPr>
-              <w:spacing w:before="0" w:after="0" w:line="312" w:lineRule="auto"/>
-            </w:pPr>
-            <w:r>
-              <w:rPr>
-                <w:rFonts w:ascii="Malgun Gothic" w:hAnsi="Malgun Gothic" w:eastAsia="Malgun Gothic"/>
-                <w:b/>
-                <w:color w:val="111111"/>
-                <w:sz w:val="25"/>
-              </w:rPr>
-              <w:t>기술을 배우며 느낀 점</w:t>
-            </w:r>
-          </w:p>
-        </w:tc>
-      </w:tr>
-    </w:tbl>
-    <w:p>
-      <w:pPr>
-        <w:spacing w:before="100" w:after="60" w:line="372" w:lineRule="auto"/>
-      </w:pPr>
-      <w:r>
-        <w:rPr>
-          <w:rFonts w:ascii="Malgun Gothic" w:hAnsi="Malgun Gothic" w:eastAsia="Malgun Gothic"/>
-          <w:b w:val="0"/>
-          <w:color w:val="222222"/>
-          <w:sz w:val="21"/>
-        </w:rPr>
-        <w:t>MBC아카데미에서 AI와 웹개발을 배우면서 기술이 실제 서비스로 연결되는 과정을 접했습니다. 수업에서는 AI 활용, 머신러닝·딥러닝 기초, 프론트엔드·백엔드, 데이터베이스, API 연동 등을 공부했습니다. 그리고 팀 프로젝트로 기자 업무를 돕는 웹서비스인 "Newsroom AI"를 만들었습니다.</w:t>
-      </w:r>
-    </w:p>
-    <w:p>
-      <w:pPr>
-        <w:spacing w:before="100" w:after="60" w:line="372" w:lineRule="auto"/>
-      </w:pPr>
-      <w:r>
-        <w:rPr>
-          <w:rFonts w:ascii="Malgun Gothic" w:hAnsi="Malgun Gothic" w:eastAsia="Malgun Gothic"/>
-          <w:b w:val="0"/>
-          <w:color w:val="222222"/>
-          <w:sz w:val="21"/>
-        </w:rPr>
-        <w:t>이 과정에서 React, Express, MySQL, OpenAI API 등을 사용해보고, 화면과 서버, 데이터가 어떻게 연결되는지 직접 경험했습니다. 개발자를 목표로 하는 수준까지 과장하고 싶지는 않지만, 적어도 제품이 어떤 구조로 움직이는지 이해하고 고객 질문을 기술적으로 어느 정도 파악할 수 있는 기반은 갖췄다고 생각합니다.</w:t>
-      </w:r>
-    </w:p>
-    <w:p/>
-    <w:tbl>
-      <w:tblPr>
-        <w:tblW w:type="auto" w:w="0"/>
-        <w:jc w:val="center"/>
-        <w:tblLayout w:type="fixed"/>
-        <w:tblLook w:firstColumn="1" w:firstRow="1" w:lastColumn="0" w:lastRow="0" w:noHBand="0" w:noVBand="1" w:val="04A0"/>
-      </w:tblPr>
-      <w:tblGrid>
-        <w:gridCol w:w="5046"/>
-        <w:gridCol w:w="5046"/>
-      </w:tblGrid>
-      <w:tr>
-        <w:tc>
-          <w:tcPr>
-            <w:tcW w:type="dxa" w:w="963"/>
-            <w:shd w:fill="F6F6F6"/>
-            <w:tcMar>
-              <w:top w:w="120" w:type="dxa"/>
-              <w:start w:w="120" w:type="dxa"/>
-              <w:bottom w:w="120" w:type="dxa"/>
-              <w:end w:w="120" w:type="dxa"/>
-            </w:tcMar>
-            <w:tcBorders>
-              <w:top w:val="single" w:sz="4" w:color="C9C9C9"/>
-              <w:left w:val="single" w:sz="4" w:color="C9C9C9"/>
-              <w:bottom w:val="single" w:sz="4" w:color="C9C9C9"/>
-              <w:right w:val="single" w:sz="4" w:color="C9C9C9"/>
-            </w:tcBorders>
-            <w:vAlign w:val="center"/>
-          </w:tcPr>
-          <w:p>
-            <w:pPr>
-              <w:jc w:val="center"/>
-            </w:pPr>
-            <w:r>
-              <w:rPr>
-                <w:rFonts w:ascii="Malgun Gothic" w:hAnsi="Malgun Gothic" w:eastAsia="Malgun Gothic"/>
-                <w:b/>
-                <w:color w:val="444444"/>
-                <w:sz w:val="24"/>
-              </w:rPr>
-              <w:t>4</w:t>
-            </w:r>
-          </w:p>
-        </w:tc>
-        <w:tc>
-          <w:tcPr>
-            <w:tcW w:type="dxa" w:w="9072"/>
-            <w:tcMar>
-              <w:top w:w="120" w:type="dxa"/>
-              <w:start w:w="120" w:type="dxa"/>
-              <w:bottom w:w="120" w:type="dxa"/>
-              <w:end w:w="120" w:type="dxa"/>
-            </w:tcMar>
-            <w:tcBorders>
-              <w:top w:val="single" w:sz="4" w:color="C9C9C9"/>
-              <w:left w:val="single" w:sz="4" w:color="C9C9C9"/>
-              <w:bottom w:val="single" w:sz="4" w:color="C9C9C9"/>
-              <w:right w:val="single" w:sz="4" w:color="C9C9C9"/>
-            </w:tcBorders>
-            <w:vAlign w:val="center"/>
-          </w:tcPr>
-          <w:p>
-            <w:pPr>
-              <w:spacing w:before="0" w:after="0" w:line="312" w:lineRule="auto"/>
-            </w:pPr>
-            <w:r>
-              <w:rPr>
-                <w:rFonts w:ascii="Malgun Gothic" w:hAnsi="Malgun Gothic" w:eastAsia="Malgun Gothic"/>
-                <w:b/>
-                <w:color w:val="111111"/>
-                <w:sz w:val="25"/>
-              </w:rPr>
-              <w:t>입사 후 목표</w:t>
-            </w:r>
-          </w:p>
-        </w:tc>
-      </w:tr>
-    </w:tbl>
-    <w:p>
-      <w:pPr>
-        <w:spacing w:before="100" w:after="60" w:line="372" w:lineRule="auto"/>
-      </w:pPr>
-      <w:r>
-        <w:rPr>
-          <w:rFonts w:ascii="Malgun Gothic" w:hAnsi="Malgun Gothic" w:eastAsia="Malgun Gothic"/>
-          <w:b w:val="0"/>
-          <w:color w:val="222222"/>
-          <w:sz w:val="21"/>
-        </w:rPr>
-        <w:t>입사 후에는 먼저 회사의 제품이나 서비스를 제대로 이해하는 데 집중하겠습니다. 기능만 외우는 것이 아니라, 고객이 왜 필요로 하는지, 실제로 어디에서 불편이 해결되는지부터 파악하고 싶습니다. 그리고 자주 나오는 질문이나 반응을 정리하면서 상담에 도움이 되는 제 나름의 기준도 만들겠습니다.</w:t>
-      </w:r>
-    </w:p>
-    <w:p>
-      <w:pPr>
-        <w:spacing w:before="100" w:after="60" w:line="372" w:lineRule="auto"/>
-      </w:pPr>
-      <w:r>
-        <w:rPr>
-          <w:rFonts w:ascii="Malgun Gothic" w:hAnsi="Malgun Gothic" w:eastAsia="Malgun Gothic"/>
-          <w:b w:val="0"/>
-          <w:color w:val="222222"/>
-          <w:sz w:val="21"/>
-        </w:rPr>
-        <w:t>장기적으로는 고객과 기술팀 사이에서 내용을 정확하게 전달하는 사람이 되고 싶습니다. 고객 입장에서는 믿고 물어볼 수 있는 담당자, 회사 입장에서는 현장의 반응을 잘 정리해서 전달하는 구성원이 되는 것이 제 목표입니다.</w:t>
-      </w:r>
-    </w:p>
-    <w:p/>
-    <w:p>
-      <w:pPr>
-        <w:spacing w:before="160" w:after="0" w:line="312" w:lineRule="auto"/>
+        <w:spacing w:before="120" w:after="0" w:line="300" w:lineRule="auto"/>
         <w:jc w:val="right"/>
       </w:pPr>
       <w:r>
@@ -744,7 +736,7 @@
           <w:rFonts w:ascii="Malgun Gothic" w:hAnsi="Malgun Gothic" w:eastAsia="Malgun Gothic"/>
           <w:b/>
           <w:color w:val="111111"/>
-          <w:sz w:val="22"/>
+          <w:sz w:val="21"/>
         </w:rPr>
         <w:t>지원자  임상훈</w:t>
       </w:r>
@@ -752,7 +744,7 @@
     <w:sectPr>
       <w:footerReference w:type="default" r:id="rId9"/>
       <w:pgSz w:w="11906" w:h="16838"/>
-      <w:pgMar w:top="850" w:right="907" w:bottom="850" w:left="907" w:header="340" w:footer="454" w:gutter="0"/>
+      <w:pgMar w:top="737" w:right="850" w:bottom="737" w:left="850" w:header="283" w:footer="397" w:gutter="0"/>
       <w:cols w:space="720"/>
       <w:docGrid w:linePitch="360"/>
     </w:sectPr>
@@ -771,10 +763,10 @@
       <w:rPr>
         <w:rFonts w:ascii="Malgun Gothic" w:hAnsi="Malgun Gothic" w:eastAsia="Malgun Gothic"/>
         <w:b w:val="0"/>
-        <w:color w:val="666666"/>
-        <w:sz w:val="17"/>
-      </w:rPr>
-      <w:t>임상훈 | 자기소개서</w:t>
+        <w:color w:val="777777"/>
+        <w:sz w:val="16"/>
+      </w:rPr>
+      <w:t>임상훈 | anysplit 서비스 기획·QA 자기소개서</w:t>
     </w:r>
   </w:p>
 </w:ftr>
@@ -1144,12 +1136,12 @@
     <w:qFormat/>
     <w:rsid w:val="00FC693F"/>
     <w:pPr>
-      <w:spacing w:line="317" w:lineRule="auto" w:after="0"/>
+      <w:spacing w:after="0" w:line="300" w:lineRule="auto"/>
     </w:pPr>
     <w:rPr>
       <w:rFonts w:ascii="Malgun Gothic" w:hAnsi="Malgun Gothic" w:eastAsia="Malgun Gothic"/>
-      <w:color w:val="222222"/>
-      <w:sz w:val="22"/>
+      <w:color w:val="2A2A2A"/>
+      <w:sz w:val="20"/>
     </w:rPr>
   </w:style>
   <w:style w:type="paragraph" w:styleId="Header">
@@ -1211,10 +1203,10 @@
       <w:outlineLvl w:val="0"/>
     </w:pPr>
     <w:rPr>
-      <w:rFonts w:asciiTheme="majorHAnsi" w:eastAsiaTheme="majorEastAsia" w:hAnsiTheme="majorHAnsi" w:cstheme="majorBidi" w:ascii="Malgun Gothic" w:hAnsi="Malgun Gothic" w:eastAsia="Malgun Gothic"/>
+      <w:rFonts w:asciiTheme="majorHAnsi" w:eastAsiaTheme="majorEastAsia" w:hAnsiTheme="majorHAnsi" w:cstheme="majorBidi"/>
       <w:b/>
       <w:bCs/>
-      <w:color w:val="111111"/>
+      <w:color w:val="365F91" w:themeColor="accent1" w:themeShade="BF"/>
       <w:sz w:val="28"/>
       <w:szCs w:val="28"/>
     </w:rPr>
@@ -1235,10 +1227,10 @@
       <w:outlineLvl w:val="1"/>
     </w:pPr>
     <w:rPr>
-      <w:rFonts w:asciiTheme="majorHAnsi" w:eastAsiaTheme="majorEastAsia" w:hAnsiTheme="majorHAnsi" w:cstheme="majorBidi" w:ascii="Malgun Gothic" w:hAnsi="Malgun Gothic" w:eastAsia="Malgun Gothic"/>
+      <w:rFonts w:asciiTheme="majorHAnsi" w:eastAsiaTheme="majorEastAsia" w:hAnsiTheme="majorHAnsi" w:cstheme="majorBidi"/>
       <w:b/>
       <w:bCs/>
-      <w:color w:val="111111"/>
+      <w:color w:val="4F81BD" w:themeColor="accent1"/>
       <w:sz w:val="26"/>
       <w:szCs w:val="26"/>
     </w:rPr>
@@ -1500,8 +1492,8 @@
       <w:contextualSpacing/>
     </w:pPr>
     <w:rPr>
-      <w:rFonts w:asciiTheme="majorHAnsi" w:eastAsiaTheme="majorEastAsia" w:hAnsiTheme="majorHAnsi" w:cstheme="majorBidi" w:ascii="Malgun Gothic" w:hAnsi="Malgun Gothic" w:eastAsia="Malgun Gothic"/>
-      <w:color w:val="111111"/>
+      <w:rFonts w:asciiTheme="majorHAnsi" w:eastAsiaTheme="majorEastAsia" w:hAnsiTheme="majorHAnsi" w:cstheme="majorBidi"/>
+      <w:color w:val="17365D" w:themeColor="text2" w:themeShade="BF"/>
       <w:spacing w:val="5"/>
       <w:kern w:val="28"/>
       <w:sz w:val="52"/>
@@ -12833,19 +12825,6 @@
         <w:shd w:val="clear" w:color="auto" w:fill="FBCAA2" w:themeFill="accent6" w:themeFillTint="7F"/>
       </w:tcPr>
     </w:tblStylePr>
-  </w:style>
-  <w:style w:type="paragraph" w:customStyle="1" w:styleId="SectionTitle">
-    <w:name w:val="SectionTitle"/>
-    <w:pPr>
-      <w:keepNext/>
-      <w:spacing w:before="200" w:after="120"/>
-    </w:pPr>
-    <w:rPr>
-      <w:rFonts w:ascii="Malgun Gothic" w:hAnsi="Malgun Gothic" w:eastAsia="Malgun Gothic"/>
-      <w:b/>
-      <w:color w:val="111111"/>
-      <w:sz w:val="27"/>
-    </w:rPr>
   </w:style>
 </w:styles>
 </file>
